--- a/docx/05-trunking-inter-vlan/boletin-U05-inicial.docx
+++ b/docx/05-trunking-inter-vlan/boletin-U05-inicial.docx
@@ -15,6 +15,9 @@
             <w:pStyle w:val="TOCHeading"/>
           </w:pPr>
           <w:r>
+            <w:rPr>
+              <w:lang w:val="es-ES"/>
+            </w:rPr>
             <w:t xml:space="preserve">Table of Contents</w:t>
           </w:r>
         </w:p>
@@ -34,6 +37,9 @@
         <w:pStyle w:val="Heading1"/>
       </w:pPr>
       <w:r>
+        <w:rPr>
+          <w:lang w:val="es-ES"/>
+        </w:rPr>
         <w:t xml:space="preserve">Boletín UD5 — Inicial</w:t>
       </w:r>
     </w:p>
@@ -44,6 +50,9 @@
         <w:pStyle w:val="Heading1"/>
       </w:pPr>
       <w:r>
+        <w:rPr>
+          <w:lang w:val="es-ES"/>
+        </w:rPr>
         <w:t xml:space="preserve">📝 Boletín UD5 — Inicial</w:t>
       </w:r>
     </w:p>
@@ -52,6 +61,9 @@
         <w:pStyle w:val="BlockText"/>
       </w:pPr>
       <w:r>
+        <w:rPr>
+          <w:lang w:val="es-ES"/>
+        </w:rPr>
         <w:t xml:space="preserve">Ejercicios básicos para afianzar los conceptos de VLANs: tipos, 802.1Q, trunks e inter-VLAN routing.</w:t>
       </w:r>
     </w:p>
@@ -68,6 +80,9 @@
         <w:pStyle w:val="Heading2"/>
       </w:pPr>
       <w:r>
+        <w:rPr>
+          <w:lang w:val="es-ES"/>
+        </w:rPr>
         <w:t xml:space="preserve">1. ¿Qué VLAN soy?</w:t>
       </w:r>
     </w:p>
@@ -76,6 +91,9 @@
         <w:pStyle w:val="FirstParagraph"/>
       </w:pPr>
       <w:r>
+        <w:rPr>
+          <w:lang w:val="es-ES"/>
+        </w:rPr>
         <w:t xml:space="preserve">Relaciona el tipo de VLAN con su descripción:</w:t>
       </w:r>
     </w:p>
@@ -100,6 +118,9 @@
               <w:pStyle w:val="Compact"/>
             </w:pPr>
             <w:r>
+              <w:rPr>
+                <w:lang w:val="es-ES"/>
+              </w:rPr>
               <w:t xml:space="preserve">Tipo</w:t>
             </w:r>
           </w:p>
@@ -111,6 +132,9 @@
               <w:pStyle w:val="Compact"/>
             </w:pPr>
             <w:r>
+              <w:rPr>
+                <w:lang w:val="es-ES"/>
+              </w:rPr>
               <w:t xml:space="preserve">Descripción</w:t>
             </w:r>
           </w:p>
@@ -124,6 +148,9 @@
               <w:pStyle w:val="Compact"/>
             </w:pPr>
             <w:r>
+              <w:rPr>
+                <w:lang w:val="es-ES"/>
+              </w:rPr>
               <w:t xml:space="preserve">1. VLAN de datos</w:t>
             </w:r>
           </w:p>
@@ -135,6 +162,9 @@
               <w:pStyle w:val="Compact"/>
             </w:pPr>
             <w:r>
+              <w:rPr>
+                <w:lang w:val="es-ES"/>
+              </w:rPr>
               <w:t xml:space="preserve">a) Para teléfonos IP, con prioridad QoS</w:t>
             </w:r>
           </w:p>
@@ -148,6 +178,9 @@
               <w:pStyle w:val="Compact"/>
             </w:pPr>
             <w:r>
+              <w:rPr>
+                <w:lang w:val="es-ES"/>
+              </w:rPr>
               <w:t xml:space="preserve">2. VLAN de voz</w:t>
             </w:r>
           </w:p>
@@ -159,6 +192,9 @@
               <w:pStyle w:val="Compact"/>
             </w:pPr>
             <w:r>
+              <w:rPr>
+                <w:lang w:val="es-ES"/>
+              </w:rPr>
               <w:t xml:space="preserve">b) Para administrar el switch</w:t>
             </w:r>
           </w:p>
@@ -172,6 +208,9 @@
               <w:pStyle w:val="Compact"/>
             </w:pPr>
             <w:r>
+              <w:rPr>
+                <w:lang w:val="es-ES"/>
+              </w:rPr>
               <w:t xml:space="preserve">3. VLAN nativa</w:t>
             </w:r>
           </w:p>
@@ -183,6 +222,9 @@
               <w:pStyle w:val="Compact"/>
             </w:pPr>
             <w:r>
+              <w:rPr>
+                <w:lang w:val="es-ES"/>
+              </w:rPr>
               <w:t xml:space="preserve">c) Tráfico normal de usuario</w:t>
             </w:r>
           </w:p>
@@ -196,6 +238,9 @@
               <w:pStyle w:val="Compact"/>
             </w:pPr>
             <w:r>
+              <w:rPr>
+                <w:lang w:val="es-ES"/>
+              </w:rPr>
               <w:t xml:space="preserve">4. VLAN de gestión</w:t>
             </w:r>
           </w:p>
@@ -207,6 +252,9 @@
               <w:pStyle w:val="Compact"/>
             </w:pPr>
             <w:r>
+              <w:rPr>
+                <w:lang w:val="es-ES"/>
+              </w:rPr>
               <w:t xml:space="preserve">d) Sin etiquetar en el trunk</w:t>
             </w:r>
           </w:p>
@@ -220,6 +268,9 @@
         <w:pStyle w:val="Heading2"/>
       </w:pPr>
       <w:r>
+        <w:rPr>
+          <w:lang w:val="es-ES"/>
+        </w:rPr>
         <w:t xml:space="preserve">2. Verdadero o falso</w:t>
       </w:r>
     </w:p>
@@ -232,6 +283,9 @@
         </w:numPr>
       </w:pPr>
       <w:r>
+        <w:rPr>
+          <w:lang w:val="es-ES"/>
+        </w:rPr>
         <w:t xml:space="preserve">Una VLAN segmenta el dominio de broadcast.</w:t>
       </w:r>
     </w:p>
@@ -244,6 +298,9 @@
         </w:numPr>
       </w:pPr>
       <w:r>
+        <w:rPr>
+          <w:lang w:val="es-ES"/>
+        </w:rPr>
         <w:t xml:space="preserve">El estándar de etiquetado VLAN es 802.1Q.</w:t>
       </w:r>
     </w:p>
@@ -256,6 +313,9 @@
         </w:numPr>
       </w:pPr>
       <w:r>
+        <w:rPr>
+          <w:lang w:val="es-ES"/>
+        </w:rPr>
         <w:t xml:space="preserve">Dos PCs en diferentes VLANs pueden comunicarse directamente sin router.</w:t>
       </w:r>
     </w:p>
@@ -268,6 +328,9 @@
         </w:numPr>
       </w:pPr>
       <w:r>
+        <w:rPr>
+          <w:lang w:val="es-ES"/>
+        </w:rPr>
         <w:t xml:space="preserve">Un trunk transporta tráfico de múltiples VLANs.</w:t>
       </w:r>
     </w:p>
@@ -280,6 +343,9 @@
         </w:numPr>
       </w:pPr>
       <w:r>
+        <w:rPr>
+          <w:lang w:val="es-ES"/>
+        </w:rPr>
         <w:t xml:space="preserve">La native VLAN por defecto es VLAN 1.</w:t>
       </w:r>
     </w:p>
@@ -290,6 +356,9 @@
         <w:pStyle w:val="Heading2"/>
       </w:pPr>
       <w:r>
+        <w:rPr>
+          <w:lang w:val="es-ES"/>
+        </w:rPr>
         <w:t xml:space="preserve">3. Identifica</w:t>
       </w:r>
     </w:p>
@@ -298,6 +367,9 @@
         <w:pStyle w:val="FirstParagraph"/>
       </w:pPr>
       <w:r>
+        <w:rPr>
+          <w:lang w:val="es-ES"/>
+        </w:rPr>
         <w:t xml:space="preserve">¿Qué tipo de puerto es cada uno?</w:t>
       </w:r>
     </w:p>
@@ -310,6 +382,9 @@
         </w:numPr>
       </w:pPr>
       <w:r>
+        <w:rPr>
+          <w:lang w:val="es-ES"/>
+        </w:rPr>
         <w:t xml:space="preserve">Puerto que conecta un PC (solo una VLAN)</w:t>
       </w:r>
     </w:p>
@@ -322,6 +397,9 @@
         </w:numPr>
       </w:pPr>
       <w:r>
+        <w:rPr>
+          <w:lang w:val="es-ES"/>
+        </w:rPr>
         <w:t xml:space="preserve">Puerto que conecta dos switches (múltiples VLANs)</w:t>
       </w:r>
     </w:p>
@@ -332,6 +410,9 @@
         <w:pStyle w:val="Heading2"/>
       </w:pPr>
       <w:r>
+        <w:rPr>
+          <w:lang w:val="es-ES"/>
+        </w:rPr>
         <w:t xml:space="preserve">4. Números</w:t>
       </w:r>
     </w:p>
@@ -340,6 +421,9 @@
         <w:pStyle w:val="FirstParagraph"/>
       </w:pPr>
       <w:r>
+        <w:rPr>
+          <w:lang w:val="es-ES"/>
+        </w:rPr>
         <w:t xml:space="preserve">Completa:</w:t>
       </w:r>
     </w:p>
@@ -352,6 +436,9 @@
         </w:numPr>
       </w:pPr>
       <w:r>
+        <w:rPr>
+          <w:lang w:val="es-ES"/>
+        </w:rPr>
         <w:t xml:space="preserve">¿Cuántos bits tiene el VLAN ID en 802.1Q? ___</w:t>
       </w:r>
     </w:p>
@@ -364,6 +451,9 @@
         </w:numPr>
       </w:pPr>
       <w:r>
+        <w:rPr>
+          <w:lang w:val="es-ES"/>
+        </w:rPr>
         <w:t xml:space="preserve">¿Cuántas VLANs permite el estándar? ___</w:t>
       </w:r>
     </w:p>
@@ -376,6 +466,9 @@
         </w:numPr>
       </w:pPr>
       <w:r>
+        <w:rPr>
+          <w:lang w:val="es-ES"/>
+        </w:rPr>
         <w:t xml:space="preserve">¿Cuántos bytes añade 802.1Q a la trama? ___</w:t>
       </w:r>
     </w:p>
@@ -386,6 +479,9 @@
         <w:pStyle w:val="Heading2"/>
       </w:pPr>
       <w:r>
+        <w:rPr>
+          <w:lang w:val="es-ES"/>
+        </w:rPr>
         <w:t xml:space="preserve">5. Relaciona</w:t>
       </w:r>
     </w:p>
@@ -410,6 +506,9 @@
               <w:pStyle w:val="Compact"/>
             </w:pPr>
             <w:r>
+              <w:rPr>
+                <w:lang w:val="es-ES"/>
+              </w:rPr>
               <w:t xml:space="preserve">Comando</w:t>
             </w:r>
           </w:p>
@@ -421,6 +520,9 @@
               <w:pStyle w:val="Compact"/>
             </w:pPr>
             <w:r>
+              <w:rPr>
+                <w:lang w:val="es-ES"/>
+              </w:rPr>
               <w:t xml:space="preserve">Función</w:t>
             </w:r>
           </w:p>
@@ -434,14 +536,21 @@
               <w:pStyle w:val="Compact"/>
             </w:pPr>
             <w:r>
+              <w:rPr>
+                <w:lang w:val="es-ES"/>
+              </w:rPr>
               <w:t xml:space="preserve">1.</w:t>
             </w:r>
             <w:r>
+              <w:rPr>
+                <w:lang w:val="es-ES"/>
+              </w:rPr>
               <w:t xml:space="preserve"> </w:t>
             </w:r>
             <w:r>
               <w:rPr>
                 <w:rStyle w:val="VerbatimChar"/>
+                <w:lang w:val="es-ES"/>
               </w:rPr>
               <w:t xml:space="preserve">switchport mode trunk</w:t>
             </w:r>
@@ -454,6 +563,9 @@
               <w:pStyle w:val="Compact"/>
             </w:pPr>
             <w:r>
+              <w:rPr>
+                <w:lang w:val="es-ES"/>
+              </w:rPr>
               <w:t xml:space="preserve">a) Crear una VLAN</w:t>
             </w:r>
           </w:p>
@@ -467,14 +579,21 @@
               <w:pStyle w:val="Compact"/>
             </w:pPr>
             <w:r>
+              <w:rPr>
+                <w:lang w:val="es-ES"/>
+              </w:rPr>
               <w:t xml:space="preserve">2.</w:t>
             </w:r>
             <w:r>
+              <w:rPr>
+                <w:lang w:val="es-ES"/>
+              </w:rPr>
               <w:t xml:space="preserve"> </w:t>
             </w:r>
             <w:r>
               <w:rPr>
                 <w:rStyle w:val="VerbatimChar"/>
+                <w:lang w:val="es-ES"/>
               </w:rPr>
               <w:t xml:space="preserve">vlan 10</w:t>
             </w:r>
@@ -487,6 +606,9 @@
               <w:pStyle w:val="Compact"/>
             </w:pPr>
             <w:r>
+              <w:rPr>
+                <w:lang w:val="es-ES"/>
+              </w:rPr>
               <w:t xml:space="preserve">b) Configurar puerto como trunk</w:t>
             </w:r>
           </w:p>
@@ -500,14 +622,21 @@
               <w:pStyle w:val="Compact"/>
             </w:pPr>
             <w:r>
+              <w:rPr>
+                <w:lang w:val="es-ES"/>
+              </w:rPr>
               <w:t xml:space="preserve">3.</w:t>
             </w:r>
             <w:r>
+              <w:rPr>
+                <w:lang w:val="es-ES"/>
+              </w:rPr>
               <w:t xml:space="preserve"> </w:t>
             </w:r>
             <w:r>
               <w:rPr>
                 <w:rStyle w:val="VerbatimChar"/>
+                <w:lang w:val="es-ES"/>
               </w:rPr>
               <w:t xml:space="preserve">show vlan brief</w:t>
             </w:r>
@@ -520,6 +649,9 @@
               <w:pStyle w:val="Compact"/>
             </w:pPr>
             <w:r>
+              <w:rPr>
+                <w:lang w:val="es-ES"/>
+              </w:rPr>
               <w:t xml:space="preserve">c) Ver todas las VLANs</w:t>
             </w:r>
           </w:p>
@@ -533,14 +665,21 @@
               <w:pStyle w:val="Compact"/>
             </w:pPr>
             <w:r>
+              <w:rPr>
+                <w:lang w:val="es-ES"/>
+              </w:rPr>
               <w:t xml:space="preserve">4.</w:t>
             </w:r>
             <w:r>
+              <w:rPr>
+                <w:lang w:val="es-ES"/>
+              </w:rPr>
               <w:t xml:space="preserve"> </w:t>
             </w:r>
             <w:r>
               <w:rPr>
                 <w:rStyle w:val="VerbatimChar"/>
+                <w:lang w:val="es-ES"/>
               </w:rPr>
               <w:t xml:space="preserve">encapsulation dot1Q 10</w:t>
             </w:r>
@@ -553,6 +692,9 @@
               <w:pStyle w:val="Compact"/>
             </w:pPr>
             <w:r>
+              <w:rPr>
+                <w:lang w:val="es-ES"/>
+              </w:rPr>
               <w:t xml:space="preserve">d) Configurar subinterfaz para VLAN 10</w:t>
             </w:r>
           </w:p>
@@ -566,6 +708,9 @@
         <w:pStyle w:val="Heading2"/>
       </w:pPr>
       <w:r>
+        <w:rPr>
+          <w:lang w:val="es-ES"/>
+        </w:rPr>
         <w:t xml:space="preserve">6. ¿Qué necesito?</w:t>
       </w:r>
     </w:p>
@@ -574,6 +719,9 @@
         <w:pStyle w:val="FirstParagraph"/>
       </w:pPr>
       <w:r>
+        <w:rPr>
+          <w:lang w:val="es-ES"/>
+        </w:rPr>
         <w:t xml:space="preserve">Para que PCs de VLAN 10 y VLAN 20 se comuniquen, necesito:</w:t>
       </w:r>
     </w:p>
@@ -586,6 +734,9 @@
         </w:numPr>
       </w:pPr>
       <w:r>
+        <w:rPr>
+          <w:lang w:val="es-ES"/>
+        </w:rPr>
         <w:t xml:space="preserve">Un trunk entre switches</w:t>
       </w:r>
     </w:p>
@@ -598,6 +749,9 @@
         </w:numPr>
       </w:pPr>
       <w:r>
+        <w:rPr>
+          <w:lang w:val="es-ES"/>
+        </w:rPr>
         <w:t xml:space="preserve">Un router o switch capa 3</w:t>
       </w:r>
     </w:p>
@@ -610,6 +764,9 @@
         </w:numPr>
       </w:pPr>
       <w:r>
+        <w:rPr>
+          <w:lang w:val="es-ES"/>
+        </w:rPr>
         <w:t xml:space="preserve">Un cable cruzado</w:t>
       </w:r>
     </w:p>
@@ -622,6 +779,9 @@
         </w:numPr>
       </w:pPr>
       <w:r>
+        <w:rPr>
+          <w:lang w:val="es-ES"/>
+        </w:rPr>
         <w:t xml:space="preserve">STP activado</w:t>
       </w:r>
     </w:p>
@@ -632,6 +792,9 @@
         <w:pStyle w:val="Heading2"/>
       </w:pPr>
       <w:r>
+        <w:rPr>
+          <w:lang w:val="es-ES"/>
+        </w:rPr>
         <w:t xml:space="preserve">7. Comandos de resolución</w:t>
       </w:r>
     </w:p>
@@ -640,6 +803,9 @@
         <w:pStyle w:val="FirstParagraph"/>
       </w:pPr>
       <w:r>
+        <w:rPr>
+          <w:lang w:val="es-ES"/>
+        </w:rPr>
         <w:t xml:space="preserve">Relaciona cada comando de verificación con su utilidad:</w:t>
       </w:r>
     </w:p>
@@ -665,6 +831,9 @@
               <w:pStyle w:val="Compact"/>
             </w:pPr>
             <w:r>
+              <w:rPr>
+                <w:lang w:val="es-ES"/>
+              </w:rPr>
               <w:t xml:space="preserve">Comando</w:t>
             </w:r>
           </w:p>
@@ -676,6 +845,9 @@
               <w:pStyle w:val="Compact"/>
             </w:pPr>
             <w:r>
+              <w:rPr>
+                <w:lang w:val="es-ES"/>
+              </w:rPr>
               <w:t xml:space="preserve">Utilidad</w:t>
             </w:r>
           </w:p>
@@ -689,14 +861,21 @@
               <w:pStyle w:val="Compact"/>
             </w:pPr>
             <w:r>
+              <w:rPr>
+                <w:lang w:val="es-ES"/>
+              </w:rPr>
               <w:t xml:space="preserve">1.</w:t>
             </w:r>
             <w:r>
+              <w:rPr>
+                <w:lang w:val="es-ES"/>
+              </w:rPr>
               <w:t xml:space="preserve"> </w:t>
             </w:r>
             <w:r>
               <w:rPr>
                 <w:rStyle w:val="VerbatimChar"/>
+                <w:lang w:val="es-ES"/>
               </w:rPr>
               <w:t xml:space="preserve">show vlan brief</w:t>
             </w:r>
@@ -709,6 +888,9 @@
               <w:pStyle w:val="Compact"/>
             </w:pPr>
             <w:r>
+              <w:rPr>
+                <w:lang w:val="es-ES"/>
+              </w:rPr>
               <w:t xml:space="preserve">a) Ver la native VLAN, VLANs permitidas y mismatches del trunk</w:t>
             </w:r>
           </w:p>
@@ -722,14 +904,21 @@
               <w:pStyle w:val="Compact"/>
             </w:pPr>
             <w:r>
+              <w:rPr>
+                <w:lang w:val="es-ES"/>
+              </w:rPr>
               <w:t xml:space="preserve">2.</w:t>
             </w:r>
             <w:r>
+              <w:rPr>
+                <w:lang w:val="es-ES"/>
+              </w:rPr>
               <w:t xml:space="preserve"> </w:t>
             </w:r>
             <w:r>
               <w:rPr>
                 <w:rStyle w:val="VerbatimChar"/>
+                <w:lang w:val="es-ES"/>
               </w:rPr>
               <w:t xml:space="preserve">show interfaces trunk</w:t>
             </w:r>
@@ -742,6 +931,9 @@
               <w:pStyle w:val="Compact"/>
             </w:pPr>
             <w:r>
+              <w:rPr>
+                <w:lang w:val="es-ES"/>
+              </w:rPr>
               <w:t xml:space="preserve">b) Ver la configuración completa actual del dispositivo</w:t>
             </w:r>
           </w:p>
@@ -755,14 +947,21 @@
               <w:pStyle w:val="Compact"/>
             </w:pPr>
             <w:r>
+              <w:rPr>
+                <w:lang w:val="es-ES"/>
+              </w:rPr>
               <w:t xml:space="preserve">3.</w:t>
             </w:r>
             <w:r>
+              <w:rPr>
+                <w:lang w:val="es-ES"/>
+              </w:rPr>
               <w:t xml:space="preserve"> </w:t>
             </w:r>
             <w:r>
               <w:rPr>
                 <w:rStyle w:val="VerbatimChar"/>
+                <w:lang w:val="es-ES"/>
               </w:rPr>
               <w:t xml:space="preserve">show running-config</w:t>
             </w:r>
@@ -775,6 +974,9 @@
               <w:pStyle w:val="Compact"/>
             </w:pPr>
             <w:r>
+              <w:rPr>
+                <w:lang w:val="es-ES"/>
+              </w:rPr>
               <w:t xml:space="preserve">c) Ver qué VLANs existen y qué puertos access tiene cada una</w:t>
             </w:r>
           </w:p>
@@ -786,6 +988,9 @@
         <w:pStyle w:val="BodyText"/>
       </w:pPr>
       <w:r>
+        <w:rPr>
+          <w:lang w:val="es-ES"/>
+        </w:rPr>
         <w:t xml:space="preserve">Además, responde:</w:t>
       </w:r>
     </w:p>
@@ -798,6 +1003,9 @@
         </w:numPr>
       </w:pPr>
       <w:r>
+        <w:rPr>
+          <w:lang w:val="es-ES"/>
+        </w:rPr>
         <w:t xml:space="preserve">¿Qué comando usarías para comprobar si las subinterfaces del router están Up/Up?</w:t>
       </w:r>
     </w:p>
@@ -808,6 +1016,9 @@
         <w:pStyle w:val="Heading2"/>
       </w:pPr>
       <w:r>
+        <w:rPr>
+          <w:lang w:val="es-ES"/>
+        </w:rPr>
         <w:t xml:space="preserve">8. V/F inter-VLAN</w:t>
       </w:r>
     </w:p>
@@ -816,6 +1027,9 @@
         <w:pStyle w:val="FirstParagraph"/>
       </w:pPr>
       <w:r>
+        <w:rPr>
+          <w:lang w:val="es-ES"/>
+        </w:rPr>
         <w:t xml:space="preserve">Verdadero o falso sobre router-on-a-stick y SVIs:</w:t>
       </w:r>
     </w:p>
@@ -828,18 +1042,28 @@
         </w:numPr>
       </w:pPr>
       <w:r>
+        <w:rPr>
+          <w:lang w:val="es-ES"/>
+        </w:rPr>
         <w:t xml:space="preserve">En router-on-a-stick, cada VLAN necesita su propia subinterfaz con</w:t>
       </w:r>
       <w:r>
+        <w:rPr>
+          <w:lang w:val="es-ES"/>
+        </w:rPr>
         <w:t xml:space="preserve"> </w:t>
       </w:r>
       <w:r>
         <w:rPr>
           <w:rStyle w:val="VerbatimChar"/>
+          <w:lang w:val="es-ES"/>
         </w:rPr>
         <w:t xml:space="preserve">encapsulation dot1Q</w:t>
       </w:r>
       <w:r>
+        <w:rPr>
+          <w:lang w:val="es-ES"/>
+        </w:rPr>
         <w:t xml:space="preserve">.</w:t>
       </w:r>
     </w:p>
@@ -852,6 +1076,9 @@
         </w:numPr>
       </w:pPr>
       <w:r>
+        <w:rPr>
+          <w:lang w:val="es-ES"/>
+        </w:rPr>
         <w:t xml:space="preserve">Un switch capa 3 enruta entre VLANs sin necesidad de router externo.</w:t>
       </w:r>
     </w:p>
@@ -864,6 +1091,9 @@
         </w:numPr>
       </w:pPr>
       <w:r>
+        <w:rPr>
+          <w:lang w:val="es-ES"/>
+        </w:rPr>
         <w:t xml:space="preserve">El cuello de botella del router-on-a-stick es la única interfaz física que comparten todas las VLANs.</w:t>
       </w:r>
     </w:p>
@@ -876,18 +1106,28 @@
         </w:numPr>
       </w:pPr>
       <w:r>
+        <w:rPr>
+          <w:lang w:val="es-ES"/>
+        </w:rPr>
         <w:t xml:space="preserve">Sin el comando</w:t>
       </w:r>
       <w:r>
+        <w:rPr>
+          <w:lang w:val="es-ES"/>
+        </w:rPr>
         <w:t xml:space="preserve"> </w:t>
       </w:r>
       <w:r>
         <w:rPr>
           <w:rStyle w:val="VerbatimChar"/>
+          <w:lang w:val="es-ES"/>
         </w:rPr>
         <w:t xml:space="preserve">ip routing</w:t>
       </w:r>
       <w:r>
+        <w:rPr>
+          <w:lang w:val="es-ES"/>
+        </w:rPr>
         <w:t xml:space="preserve">, los SVIs de un switch capa 3 no enrutan entre VLANs.</w:t>
       </w:r>
     </w:p>
@@ -900,6 +1140,9 @@
         </w:numPr>
       </w:pPr>
       <w:r>
+        <w:rPr>
+          <w:lang w:val="es-ES"/>
+        </w:rPr>
         <w:t xml:space="preserve">En router-on-a-stick, el tráfico de todas las VLANs pasa por la misma interfaz y por tanto se puede saturar con mucho tráfico.</w:t>
       </w:r>
     </w:p>

--- a/docx/05-trunking-inter-vlan/boletin-U05-inicial.docx
+++ b/docx/05-trunking-inter-vlan/boletin-U05-inicial.docx
@@ -15,9 +15,6 @@
             <w:pStyle w:val="TOCHeading"/>
           </w:pPr>
           <w:r>
-            <w:rPr>
-              <w:lang w:val="es-ES"/>
-            </w:rPr>
             <w:t xml:space="preserve">Table of Contents</w:t>
           </w:r>
         </w:p>
@@ -37,9 +34,6 @@
         <w:pStyle w:val="Heading1"/>
       </w:pPr>
       <w:r>
-        <w:rPr>
-          <w:lang w:val="es-ES"/>
-        </w:rPr>
         <w:t xml:space="preserve">Boletín UD5 — Inicial</w:t>
       </w:r>
     </w:p>
@@ -50,9 +44,6 @@
         <w:pStyle w:val="Heading1"/>
       </w:pPr>
       <w:r>
-        <w:rPr>
-          <w:lang w:val="es-ES"/>
-        </w:rPr>
         <w:t xml:space="preserve">📝 Boletín UD5 — Inicial</w:t>
       </w:r>
     </w:p>
@@ -61,9 +52,6 @@
         <w:pStyle w:val="BlockText"/>
       </w:pPr>
       <w:r>
-        <w:rPr>
-          <w:lang w:val="es-ES"/>
-        </w:rPr>
         <w:t xml:space="preserve">Ejercicios básicos para afianzar los conceptos de VLANs: tipos, 802.1Q, trunks e inter-VLAN routing.</w:t>
       </w:r>
     </w:p>
@@ -80,9 +68,6 @@
         <w:pStyle w:val="Heading2"/>
       </w:pPr>
       <w:r>
-        <w:rPr>
-          <w:lang w:val="es-ES"/>
-        </w:rPr>
         <w:t xml:space="preserve">1. ¿Qué VLAN soy?</w:t>
       </w:r>
     </w:p>
@@ -91,9 +76,6 @@
         <w:pStyle w:val="FirstParagraph"/>
       </w:pPr>
       <w:r>
-        <w:rPr>
-          <w:lang w:val="es-ES"/>
-        </w:rPr>
         <w:t xml:space="preserve">Relaciona el tipo de VLAN con su descripción:</w:t>
       </w:r>
     </w:p>
@@ -118,9 +100,6 @@
               <w:pStyle w:val="Compact"/>
             </w:pPr>
             <w:r>
-              <w:rPr>
-                <w:lang w:val="es-ES"/>
-              </w:rPr>
               <w:t xml:space="preserve">Tipo</w:t>
             </w:r>
           </w:p>
@@ -132,9 +111,6 @@
               <w:pStyle w:val="Compact"/>
             </w:pPr>
             <w:r>
-              <w:rPr>
-                <w:lang w:val="es-ES"/>
-              </w:rPr>
               <w:t xml:space="preserve">Descripción</w:t>
             </w:r>
           </w:p>
@@ -148,9 +124,6 @@
               <w:pStyle w:val="Compact"/>
             </w:pPr>
             <w:r>
-              <w:rPr>
-                <w:lang w:val="es-ES"/>
-              </w:rPr>
               <w:t xml:space="preserve">1. VLAN de datos</w:t>
             </w:r>
           </w:p>
@@ -162,9 +135,6 @@
               <w:pStyle w:val="Compact"/>
             </w:pPr>
             <w:r>
-              <w:rPr>
-                <w:lang w:val="es-ES"/>
-              </w:rPr>
               <w:t xml:space="preserve">a) Para teléfonos IP, con prioridad QoS</w:t>
             </w:r>
           </w:p>
@@ -178,9 +148,6 @@
               <w:pStyle w:val="Compact"/>
             </w:pPr>
             <w:r>
-              <w:rPr>
-                <w:lang w:val="es-ES"/>
-              </w:rPr>
               <w:t xml:space="preserve">2. VLAN de voz</w:t>
             </w:r>
           </w:p>
@@ -192,9 +159,6 @@
               <w:pStyle w:val="Compact"/>
             </w:pPr>
             <w:r>
-              <w:rPr>
-                <w:lang w:val="es-ES"/>
-              </w:rPr>
               <w:t xml:space="preserve">b) Para administrar el switch</w:t>
             </w:r>
           </w:p>
@@ -208,9 +172,6 @@
               <w:pStyle w:val="Compact"/>
             </w:pPr>
             <w:r>
-              <w:rPr>
-                <w:lang w:val="es-ES"/>
-              </w:rPr>
               <w:t xml:space="preserve">3. VLAN nativa</w:t>
             </w:r>
           </w:p>
@@ -222,9 +183,6 @@
               <w:pStyle w:val="Compact"/>
             </w:pPr>
             <w:r>
-              <w:rPr>
-                <w:lang w:val="es-ES"/>
-              </w:rPr>
               <w:t xml:space="preserve">c) Tráfico normal de usuario</w:t>
             </w:r>
           </w:p>
@@ -238,9 +196,6 @@
               <w:pStyle w:val="Compact"/>
             </w:pPr>
             <w:r>
-              <w:rPr>
-                <w:lang w:val="es-ES"/>
-              </w:rPr>
               <w:t xml:space="preserve">4. VLAN de gestión</w:t>
             </w:r>
           </w:p>
@@ -252,9 +207,6 @@
               <w:pStyle w:val="Compact"/>
             </w:pPr>
             <w:r>
-              <w:rPr>
-                <w:lang w:val="es-ES"/>
-              </w:rPr>
               <w:t xml:space="preserve">d) Sin etiquetar en el trunk</w:t>
             </w:r>
           </w:p>
@@ -268,9 +220,6 @@
         <w:pStyle w:val="Heading2"/>
       </w:pPr>
       <w:r>
-        <w:rPr>
-          <w:lang w:val="es-ES"/>
-        </w:rPr>
         <w:t xml:space="preserve">2. Verdadero o falso</w:t>
       </w:r>
     </w:p>
@@ -283,9 +232,6 @@
         </w:numPr>
       </w:pPr>
       <w:r>
-        <w:rPr>
-          <w:lang w:val="es-ES"/>
-        </w:rPr>
         <w:t xml:space="preserve">Una VLAN segmenta el dominio de broadcast.</w:t>
       </w:r>
     </w:p>
@@ -298,9 +244,6 @@
         </w:numPr>
       </w:pPr>
       <w:r>
-        <w:rPr>
-          <w:lang w:val="es-ES"/>
-        </w:rPr>
         <w:t xml:space="preserve">El estándar de etiquetado VLAN es 802.1Q.</w:t>
       </w:r>
     </w:p>
@@ -313,9 +256,6 @@
         </w:numPr>
       </w:pPr>
       <w:r>
-        <w:rPr>
-          <w:lang w:val="es-ES"/>
-        </w:rPr>
         <w:t xml:space="preserve">Dos PCs en diferentes VLANs pueden comunicarse directamente sin router.</w:t>
       </w:r>
     </w:p>
@@ -328,9 +268,6 @@
         </w:numPr>
       </w:pPr>
       <w:r>
-        <w:rPr>
-          <w:lang w:val="es-ES"/>
-        </w:rPr>
         <w:t xml:space="preserve">Un trunk transporta tráfico de múltiples VLANs.</w:t>
       </w:r>
     </w:p>
@@ -343,9 +280,6 @@
         </w:numPr>
       </w:pPr>
       <w:r>
-        <w:rPr>
-          <w:lang w:val="es-ES"/>
-        </w:rPr>
         <w:t xml:space="preserve">La native VLAN por defecto es VLAN 1.</w:t>
       </w:r>
     </w:p>
@@ -356,9 +290,6 @@
         <w:pStyle w:val="Heading2"/>
       </w:pPr>
       <w:r>
-        <w:rPr>
-          <w:lang w:val="es-ES"/>
-        </w:rPr>
         <w:t xml:space="preserve">3. Identifica</w:t>
       </w:r>
     </w:p>
@@ -367,9 +298,6 @@
         <w:pStyle w:val="FirstParagraph"/>
       </w:pPr>
       <w:r>
-        <w:rPr>
-          <w:lang w:val="es-ES"/>
-        </w:rPr>
         <w:t xml:space="preserve">¿Qué tipo de puerto es cada uno?</w:t>
       </w:r>
     </w:p>
@@ -382,9 +310,6 @@
         </w:numPr>
       </w:pPr>
       <w:r>
-        <w:rPr>
-          <w:lang w:val="es-ES"/>
-        </w:rPr>
         <w:t xml:space="preserve">Puerto que conecta un PC (solo una VLAN)</w:t>
       </w:r>
     </w:p>
@@ -397,9 +322,6 @@
         </w:numPr>
       </w:pPr>
       <w:r>
-        <w:rPr>
-          <w:lang w:val="es-ES"/>
-        </w:rPr>
         <w:t xml:space="preserve">Puerto que conecta dos switches (múltiples VLANs)</w:t>
       </w:r>
     </w:p>
@@ -410,9 +332,6 @@
         <w:pStyle w:val="Heading2"/>
       </w:pPr>
       <w:r>
-        <w:rPr>
-          <w:lang w:val="es-ES"/>
-        </w:rPr>
         <w:t xml:space="preserve">4. Números</w:t>
       </w:r>
     </w:p>
@@ -421,9 +340,6 @@
         <w:pStyle w:val="FirstParagraph"/>
       </w:pPr>
       <w:r>
-        <w:rPr>
-          <w:lang w:val="es-ES"/>
-        </w:rPr>
         <w:t xml:space="preserve">Completa:</w:t>
       </w:r>
     </w:p>
@@ -436,9 +352,6 @@
         </w:numPr>
       </w:pPr>
       <w:r>
-        <w:rPr>
-          <w:lang w:val="es-ES"/>
-        </w:rPr>
         <w:t xml:space="preserve">¿Cuántos bits tiene el VLAN ID en 802.1Q? ___</w:t>
       </w:r>
     </w:p>
@@ -451,9 +364,6 @@
         </w:numPr>
       </w:pPr>
       <w:r>
-        <w:rPr>
-          <w:lang w:val="es-ES"/>
-        </w:rPr>
         <w:t xml:space="preserve">¿Cuántas VLANs permite el estándar? ___</w:t>
       </w:r>
     </w:p>
@@ -466,9 +376,6 @@
         </w:numPr>
       </w:pPr>
       <w:r>
-        <w:rPr>
-          <w:lang w:val="es-ES"/>
-        </w:rPr>
         <w:t xml:space="preserve">¿Cuántos bytes añade 802.1Q a la trama? ___</w:t>
       </w:r>
     </w:p>
@@ -479,9 +386,6 @@
         <w:pStyle w:val="Heading2"/>
       </w:pPr>
       <w:r>
-        <w:rPr>
-          <w:lang w:val="es-ES"/>
-        </w:rPr>
         <w:t xml:space="preserve">5. Relaciona</w:t>
       </w:r>
     </w:p>
@@ -506,9 +410,6 @@
               <w:pStyle w:val="Compact"/>
             </w:pPr>
             <w:r>
-              <w:rPr>
-                <w:lang w:val="es-ES"/>
-              </w:rPr>
               <w:t xml:space="preserve">Comando</w:t>
             </w:r>
           </w:p>
@@ -520,9 +421,6 @@
               <w:pStyle w:val="Compact"/>
             </w:pPr>
             <w:r>
-              <w:rPr>
-                <w:lang w:val="es-ES"/>
-              </w:rPr>
               <w:t xml:space="preserve">Función</w:t>
             </w:r>
           </w:p>
@@ -536,21 +434,14 @@
               <w:pStyle w:val="Compact"/>
             </w:pPr>
             <w:r>
-              <w:rPr>
-                <w:lang w:val="es-ES"/>
-              </w:rPr>
               <w:t xml:space="preserve">1.</w:t>
             </w:r>
             <w:r>
-              <w:rPr>
-                <w:lang w:val="es-ES"/>
-              </w:rPr>
               <w:t xml:space="preserve"> </w:t>
             </w:r>
             <w:r>
               <w:rPr>
                 <w:rStyle w:val="VerbatimChar"/>
-                <w:lang w:val="es-ES"/>
               </w:rPr>
               <w:t xml:space="preserve">switchport mode trunk</w:t>
             </w:r>
@@ -563,9 +454,6 @@
               <w:pStyle w:val="Compact"/>
             </w:pPr>
             <w:r>
-              <w:rPr>
-                <w:lang w:val="es-ES"/>
-              </w:rPr>
               <w:t xml:space="preserve">a) Crear una VLAN</w:t>
             </w:r>
           </w:p>
@@ -579,21 +467,14 @@
               <w:pStyle w:val="Compact"/>
             </w:pPr>
             <w:r>
-              <w:rPr>
-                <w:lang w:val="es-ES"/>
-              </w:rPr>
               <w:t xml:space="preserve">2.</w:t>
             </w:r>
             <w:r>
-              <w:rPr>
-                <w:lang w:val="es-ES"/>
-              </w:rPr>
               <w:t xml:space="preserve"> </w:t>
             </w:r>
             <w:r>
               <w:rPr>
                 <w:rStyle w:val="VerbatimChar"/>
-                <w:lang w:val="es-ES"/>
               </w:rPr>
               <w:t xml:space="preserve">vlan 10</w:t>
             </w:r>
@@ -606,9 +487,6 @@
               <w:pStyle w:val="Compact"/>
             </w:pPr>
             <w:r>
-              <w:rPr>
-                <w:lang w:val="es-ES"/>
-              </w:rPr>
               <w:t xml:space="preserve">b) Configurar puerto como trunk</w:t>
             </w:r>
           </w:p>
@@ -622,21 +500,14 @@
               <w:pStyle w:val="Compact"/>
             </w:pPr>
             <w:r>
-              <w:rPr>
-                <w:lang w:val="es-ES"/>
-              </w:rPr>
               <w:t xml:space="preserve">3.</w:t>
             </w:r>
             <w:r>
-              <w:rPr>
-                <w:lang w:val="es-ES"/>
-              </w:rPr>
               <w:t xml:space="preserve"> </w:t>
             </w:r>
             <w:r>
               <w:rPr>
                 <w:rStyle w:val="VerbatimChar"/>
-                <w:lang w:val="es-ES"/>
               </w:rPr>
               <w:t xml:space="preserve">show vlan brief</w:t>
             </w:r>
@@ -649,9 +520,6 @@
               <w:pStyle w:val="Compact"/>
             </w:pPr>
             <w:r>
-              <w:rPr>
-                <w:lang w:val="es-ES"/>
-              </w:rPr>
               <w:t xml:space="preserve">c) Ver todas las VLANs</w:t>
             </w:r>
           </w:p>
@@ -665,21 +533,14 @@
               <w:pStyle w:val="Compact"/>
             </w:pPr>
             <w:r>
-              <w:rPr>
-                <w:lang w:val="es-ES"/>
-              </w:rPr>
               <w:t xml:space="preserve">4.</w:t>
             </w:r>
             <w:r>
-              <w:rPr>
-                <w:lang w:val="es-ES"/>
-              </w:rPr>
               <w:t xml:space="preserve"> </w:t>
             </w:r>
             <w:r>
               <w:rPr>
                 <w:rStyle w:val="VerbatimChar"/>
-                <w:lang w:val="es-ES"/>
               </w:rPr>
               <w:t xml:space="preserve">encapsulation dot1Q 10</w:t>
             </w:r>
@@ -692,9 +553,6 @@
               <w:pStyle w:val="Compact"/>
             </w:pPr>
             <w:r>
-              <w:rPr>
-                <w:lang w:val="es-ES"/>
-              </w:rPr>
               <w:t xml:space="preserve">d) Configurar subinterfaz para VLAN 10</w:t>
             </w:r>
           </w:p>
@@ -708,9 +566,6 @@
         <w:pStyle w:val="Heading2"/>
       </w:pPr>
       <w:r>
-        <w:rPr>
-          <w:lang w:val="es-ES"/>
-        </w:rPr>
         <w:t xml:space="preserve">6. ¿Qué necesito?</w:t>
       </w:r>
     </w:p>
@@ -719,9 +574,6 @@
         <w:pStyle w:val="FirstParagraph"/>
       </w:pPr>
       <w:r>
-        <w:rPr>
-          <w:lang w:val="es-ES"/>
-        </w:rPr>
         <w:t xml:space="preserve">Para que PCs de VLAN 10 y VLAN 20 se comuniquen, necesito:</w:t>
       </w:r>
     </w:p>
@@ -734,9 +586,6 @@
         </w:numPr>
       </w:pPr>
       <w:r>
-        <w:rPr>
-          <w:lang w:val="es-ES"/>
-        </w:rPr>
         <w:t xml:space="preserve">Un trunk entre switches</w:t>
       </w:r>
     </w:p>
@@ -749,9 +598,6 @@
         </w:numPr>
       </w:pPr>
       <w:r>
-        <w:rPr>
-          <w:lang w:val="es-ES"/>
-        </w:rPr>
         <w:t xml:space="preserve">Un router o switch capa 3</w:t>
       </w:r>
     </w:p>
@@ -764,9 +610,6 @@
         </w:numPr>
       </w:pPr>
       <w:r>
-        <w:rPr>
-          <w:lang w:val="es-ES"/>
-        </w:rPr>
         <w:t xml:space="preserve">Un cable cruzado</w:t>
       </w:r>
     </w:p>
@@ -779,9 +622,6 @@
         </w:numPr>
       </w:pPr>
       <w:r>
-        <w:rPr>
-          <w:lang w:val="es-ES"/>
-        </w:rPr>
         <w:t xml:space="preserve">STP activado</w:t>
       </w:r>
     </w:p>
@@ -792,9 +632,6 @@
         <w:pStyle w:val="Heading2"/>
       </w:pPr>
       <w:r>
-        <w:rPr>
-          <w:lang w:val="es-ES"/>
-        </w:rPr>
         <w:t xml:space="preserve">7. Comandos de resolución</w:t>
       </w:r>
     </w:p>
@@ -803,9 +640,6 @@
         <w:pStyle w:val="FirstParagraph"/>
       </w:pPr>
       <w:r>
-        <w:rPr>
-          <w:lang w:val="es-ES"/>
-        </w:rPr>
         <w:t xml:space="preserve">Relaciona cada comando de verificación con su utilidad:</w:t>
       </w:r>
     </w:p>
@@ -831,9 +665,6 @@
               <w:pStyle w:val="Compact"/>
             </w:pPr>
             <w:r>
-              <w:rPr>
-                <w:lang w:val="es-ES"/>
-              </w:rPr>
               <w:t xml:space="preserve">Comando</w:t>
             </w:r>
           </w:p>
@@ -845,9 +676,6 @@
               <w:pStyle w:val="Compact"/>
             </w:pPr>
             <w:r>
-              <w:rPr>
-                <w:lang w:val="es-ES"/>
-              </w:rPr>
               <w:t xml:space="preserve">Utilidad</w:t>
             </w:r>
           </w:p>
@@ -861,21 +689,14 @@
               <w:pStyle w:val="Compact"/>
             </w:pPr>
             <w:r>
-              <w:rPr>
-                <w:lang w:val="es-ES"/>
-              </w:rPr>
               <w:t xml:space="preserve">1.</w:t>
             </w:r>
             <w:r>
-              <w:rPr>
-                <w:lang w:val="es-ES"/>
-              </w:rPr>
               <w:t xml:space="preserve"> </w:t>
             </w:r>
             <w:r>
               <w:rPr>
                 <w:rStyle w:val="VerbatimChar"/>
-                <w:lang w:val="es-ES"/>
               </w:rPr>
               <w:t xml:space="preserve">show vlan brief</w:t>
             </w:r>
@@ -888,9 +709,6 @@
               <w:pStyle w:val="Compact"/>
             </w:pPr>
             <w:r>
-              <w:rPr>
-                <w:lang w:val="es-ES"/>
-              </w:rPr>
               <w:t xml:space="preserve">a) Ver la native VLAN, VLANs permitidas y mismatches del trunk</w:t>
             </w:r>
           </w:p>
@@ -904,21 +722,14 @@
               <w:pStyle w:val="Compact"/>
             </w:pPr>
             <w:r>
-              <w:rPr>
-                <w:lang w:val="es-ES"/>
-              </w:rPr>
               <w:t xml:space="preserve">2.</w:t>
             </w:r>
             <w:r>
-              <w:rPr>
-                <w:lang w:val="es-ES"/>
-              </w:rPr>
               <w:t xml:space="preserve"> </w:t>
             </w:r>
             <w:r>
               <w:rPr>
                 <w:rStyle w:val="VerbatimChar"/>
-                <w:lang w:val="es-ES"/>
               </w:rPr>
               <w:t xml:space="preserve">show interfaces trunk</w:t>
             </w:r>
@@ -931,9 +742,6 @@
               <w:pStyle w:val="Compact"/>
             </w:pPr>
             <w:r>
-              <w:rPr>
-                <w:lang w:val="es-ES"/>
-              </w:rPr>
               <w:t xml:space="preserve">b) Ver la configuración completa actual del dispositivo</w:t>
             </w:r>
           </w:p>
@@ -947,21 +755,14 @@
               <w:pStyle w:val="Compact"/>
             </w:pPr>
             <w:r>
-              <w:rPr>
-                <w:lang w:val="es-ES"/>
-              </w:rPr>
               <w:t xml:space="preserve">3.</w:t>
             </w:r>
             <w:r>
-              <w:rPr>
-                <w:lang w:val="es-ES"/>
-              </w:rPr>
               <w:t xml:space="preserve"> </w:t>
             </w:r>
             <w:r>
               <w:rPr>
                 <w:rStyle w:val="VerbatimChar"/>
-                <w:lang w:val="es-ES"/>
               </w:rPr>
               <w:t xml:space="preserve">show running-config</w:t>
             </w:r>
@@ -974,9 +775,6 @@
               <w:pStyle w:val="Compact"/>
             </w:pPr>
             <w:r>
-              <w:rPr>
-                <w:lang w:val="es-ES"/>
-              </w:rPr>
               <w:t xml:space="preserve">c) Ver qué VLANs existen y qué puertos access tiene cada una</w:t>
             </w:r>
           </w:p>
@@ -988,9 +786,6 @@
         <w:pStyle w:val="BodyText"/>
       </w:pPr>
       <w:r>
-        <w:rPr>
-          <w:lang w:val="es-ES"/>
-        </w:rPr>
         <w:t xml:space="preserve">Además, responde:</w:t>
       </w:r>
     </w:p>
@@ -1003,9 +798,6 @@
         </w:numPr>
       </w:pPr>
       <w:r>
-        <w:rPr>
-          <w:lang w:val="es-ES"/>
-        </w:rPr>
         <w:t xml:space="preserve">¿Qué comando usarías para comprobar si las subinterfaces del router están Up/Up?</w:t>
       </w:r>
     </w:p>
@@ -1016,9 +808,6 @@
         <w:pStyle w:val="Heading2"/>
       </w:pPr>
       <w:r>
-        <w:rPr>
-          <w:lang w:val="es-ES"/>
-        </w:rPr>
         <w:t xml:space="preserve">8. V/F inter-VLAN</w:t>
       </w:r>
     </w:p>
@@ -1027,9 +816,6 @@
         <w:pStyle w:val="FirstParagraph"/>
       </w:pPr>
       <w:r>
-        <w:rPr>
-          <w:lang w:val="es-ES"/>
-        </w:rPr>
         <w:t xml:space="preserve">Verdadero o falso sobre router-on-a-stick y SVIs:</w:t>
       </w:r>
     </w:p>
@@ -1042,28 +828,18 @@
         </w:numPr>
       </w:pPr>
       <w:r>
-        <w:rPr>
-          <w:lang w:val="es-ES"/>
-        </w:rPr>
         <w:t xml:space="preserve">En router-on-a-stick, cada VLAN necesita su propia subinterfaz con</w:t>
       </w:r>
       <w:r>
-        <w:rPr>
-          <w:lang w:val="es-ES"/>
-        </w:rPr>
         <w:t xml:space="preserve"> </w:t>
       </w:r>
       <w:r>
         <w:rPr>
           <w:rStyle w:val="VerbatimChar"/>
-          <w:lang w:val="es-ES"/>
         </w:rPr>
         <w:t xml:space="preserve">encapsulation dot1Q</w:t>
       </w:r>
       <w:r>
-        <w:rPr>
-          <w:lang w:val="es-ES"/>
-        </w:rPr>
         <w:t xml:space="preserve">.</w:t>
       </w:r>
     </w:p>
@@ -1076,9 +852,6 @@
         </w:numPr>
       </w:pPr>
       <w:r>
-        <w:rPr>
-          <w:lang w:val="es-ES"/>
-        </w:rPr>
         <w:t xml:space="preserve">Un switch capa 3 enruta entre VLANs sin necesidad de router externo.</w:t>
       </w:r>
     </w:p>
@@ -1091,9 +864,6 @@
         </w:numPr>
       </w:pPr>
       <w:r>
-        <w:rPr>
-          <w:lang w:val="es-ES"/>
-        </w:rPr>
         <w:t xml:space="preserve">El cuello de botella del router-on-a-stick es la única interfaz física que comparten todas las VLANs.</w:t>
       </w:r>
     </w:p>
@@ -1106,28 +876,18 @@
         </w:numPr>
       </w:pPr>
       <w:r>
-        <w:rPr>
-          <w:lang w:val="es-ES"/>
-        </w:rPr>
         <w:t xml:space="preserve">Sin el comando</w:t>
       </w:r>
       <w:r>
-        <w:rPr>
-          <w:lang w:val="es-ES"/>
-        </w:rPr>
         <w:t xml:space="preserve"> </w:t>
       </w:r>
       <w:r>
         <w:rPr>
           <w:rStyle w:val="VerbatimChar"/>
-          <w:lang w:val="es-ES"/>
         </w:rPr>
         <w:t xml:space="preserve">ip routing</w:t>
       </w:r>
       <w:r>
-        <w:rPr>
-          <w:lang w:val="es-ES"/>
-        </w:rPr>
         <w:t xml:space="preserve">, los SVIs de un switch capa 3 no enrutan entre VLANs.</w:t>
       </w:r>
     </w:p>
@@ -1140,9 +900,6 @@
         </w:numPr>
       </w:pPr>
       <w:r>
-        <w:rPr>
-          <w:lang w:val="es-ES"/>
-        </w:rPr>
         <w:t xml:space="preserve">En router-on-a-stick, el tráfico de todas las VLANs pasa por la misma interfaz y por tanto se puede saturar con mucho tráfico.</w:t>
       </w:r>
     </w:p>

--- a/docx/05-trunking-inter-vlan/boletin-U05-inicial.docx
+++ b/docx/05-trunking-inter-vlan/boletin-U05-inicial.docx
@@ -28,23 +28,23 @@
         </w:p>
       </w:sdtContent>
     </w:sdt>
-    <w:bookmarkStart w:id="9" w:name="boletín-ud5-inicial"/>
+    <w:bookmarkStart w:id="9" w:name="boletín-de-trunking-e-inter-vlan-inicial"/>
     <w:p>
       <w:pPr>
         <w:pStyle w:val="Heading1"/>
       </w:pPr>
       <w:r>
-        <w:t xml:space="preserve">Boletín UD5 — Inicial</w:t>
+        <w:t xml:space="preserve">Boletín de Trunking e inter-VLAN — Inicial</w:t>
       </w:r>
     </w:p>
     <w:bookmarkEnd w:id="9"/>
-    <w:bookmarkStart w:id="18" w:name="boletín-ud5-inicial-1"/>
+    <w:bookmarkStart w:id="18" w:name="X3597c553be45e06c21bae7f37aca9cf7f0f78ba"/>
     <w:p>
       <w:pPr>
         <w:pStyle w:val="Heading1"/>
       </w:pPr>
       <w:r>
-        <w:t xml:space="preserve">📝 Boletín UD5 — Inicial</w:t>
+        <w:t xml:space="preserve">📝 Boletín de Trunking e inter-VLAN — Inicial</w:t>
       </w:r>
     </w:p>
     <w:p>
